--- a/Documentation/Weekly Reporting/8-4 Testing Report.docx
+++ b/Documentation/Weekly Reporting/8-4 Testing Report.docx
@@ -803,13 +803,7 @@
                               <w:rPr>
                                 <w:rFonts w:ascii="Times New Roman" w:hAnsi="Times New Roman" w:cs="Times New Roman"/>
                               </w:rPr>
-                              <w:t>Outer</w:t>
-                            </w:r>
-                            <w:r>
-                              <w:rPr>
-                                <w:rFonts w:ascii="Times New Roman" w:hAnsi="Times New Roman" w:cs="Times New Roman"/>
-                              </w:rPr>
-                              <w:t xml:space="preserve"> wall</w:t>
+                              <w:t>Outer wall</w:t>
                             </w:r>
                           </w:p>
                         </w:txbxContent>
@@ -2246,6 +2240,7 @@
           <w:rFonts w:ascii="Times New Roman" w:hAnsi="Times New Roman" w:cs="Times New Roman"/>
           <w:b/>
           <w:bCs/>
+          <w:noProof/>
         </w:rPr>
       </w:pPr>
       <w:r>
@@ -2257,6 +2252,16 @@
         <w:lastRenderedPageBreak/>
         <w:t>Cross Section Analysis</w:t>
       </w:r>
+    </w:p>
+    <w:p>
+      <w:pPr>
+        <w:jc w:val="left"/>
+        <w:rPr>
+          <w:rFonts w:ascii="Times New Roman" w:hAnsi="Times New Roman" w:cs="Times New Roman"/>
+          <w:b/>
+          <w:bCs/>
+        </w:rPr>
+      </w:pPr>
       <w:r>
         <w:rPr>
           <w:rFonts w:ascii="Times New Roman" w:hAnsi="Times New Roman" w:cs="Times New Roman"/>
@@ -2265,10 +2270,10 @@
           <w:noProof/>
         </w:rPr>
         <w:drawing>
-          <wp:inline distT="0" distB="0" distL="0" distR="0" wp14:anchorId="6686FCD9" wp14:editId="44D563B2">
-            <wp:extent cx="5943600" cy="5181600"/>
-            <wp:effectExtent l="0" t="0" r="0" b="0"/>
-            <wp:docPr id="1246291499" name="Picture 5"/>
+          <wp:inline distT="0" distB="0" distL="0" distR="0" wp14:anchorId="7F74A508" wp14:editId="2403B4FB">
+            <wp:extent cx="3569798" cy="3784348"/>
+            <wp:effectExtent l="0" t="0" r="0" b="6985"/>
+            <wp:docPr id="1992886632" name="Picture 6"/>
             <wp:cNvGraphicFramePr>
               <a:graphicFrameLocks xmlns:a="http://schemas.openxmlformats.org/drawingml/2006/main" noChangeAspect="1"/>
             </wp:cNvGraphicFramePr>
@@ -2276,7 +2281,7 @@
               <a:graphicData uri="http://schemas.openxmlformats.org/drawingml/2006/picture">
                 <pic:pic xmlns:pic="http://schemas.openxmlformats.org/drawingml/2006/picture">
                   <pic:nvPicPr>
-                    <pic:cNvPr id="0" name="Picture 6"/>
+                    <pic:cNvPr id="0" name="Picture 2"/>
                     <pic:cNvPicPr>
                       <a:picLocks noChangeAspect="1" noChangeArrowheads="1"/>
                     </pic:cNvPicPr>
@@ -2297,7 +2302,7 @@
                   <pic:spPr bwMode="auto">
                     <a:xfrm>
                       <a:off x="0" y="0"/>
-                      <a:ext cx="5943600" cy="5181600"/>
+                      <a:ext cx="3596812" cy="3812985"/>
                     </a:xfrm>
                     <a:prstGeom prst="rect">
                       <a:avLst/>
@@ -2313,22 +2318,79 @@
           </wp:inline>
         </w:drawing>
       </w:r>
-    </w:p>
-    <w:p>
-      <w:pPr>
-        <w:jc w:val="left"/>
-        <w:rPr>
-          <w:rFonts w:ascii="Times New Roman" w:hAnsi="Times New Roman" w:cs="Times New Roman"/>
-          <w:b/>
-          <w:bCs/>
-        </w:rPr>
-      </w:pPr>
-      <w:r>
-        <w:rPr>
-          <w:rFonts w:ascii="Times New Roman" w:hAnsi="Times New Roman" w:cs="Times New Roman"/>
-          <w:b/>
-          <w:bCs/>
-        </w:rPr>
+      <w:r>
+        <w:rPr>
+          <w:rFonts w:ascii="Times New Roman" w:hAnsi="Times New Roman" w:cs="Times New Roman"/>
+          <w:b/>
+          <w:bCs/>
+          <w:noProof/>
+        </w:rPr>
+        <w:drawing>
+          <wp:inline distT="0" distB="0" distL="0" distR="0" wp14:anchorId="5A9864B2" wp14:editId="5784FDA6">
+            <wp:extent cx="3638121" cy="3856777"/>
+            <wp:effectExtent l="0" t="0" r="635" b="0"/>
+            <wp:docPr id="1591866909" name="Picture 5"/>
+            <wp:cNvGraphicFramePr>
+              <a:graphicFrameLocks xmlns:a="http://schemas.openxmlformats.org/drawingml/2006/main" noChangeAspect="1"/>
+            </wp:cNvGraphicFramePr>
+            <a:graphic xmlns:a="http://schemas.openxmlformats.org/drawingml/2006/main">
+              <a:graphicData uri="http://schemas.openxmlformats.org/drawingml/2006/picture">
+                <pic:pic xmlns:pic="http://schemas.openxmlformats.org/drawingml/2006/picture">
+                  <pic:nvPicPr>
+                    <pic:cNvPr id="0" name="Picture 1"/>
+                    <pic:cNvPicPr>
+                      <a:picLocks noChangeAspect="1" noChangeArrowheads="1"/>
+                    </pic:cNvPicPr>
+                  </pic:nvPicPr>
+                  <pic:blipFill>
+                    <a:blip r:embed="rId15" cstate="print">
+                      <a:extLst>
+                        <a:ext uri="{28A0092B-C50C-407E-A947-70E740481C1C}">
+                          <a14:useLocalDpi xmlns:a14="http://schemas.microsoft.com/office/drawing/2010/main" val="0"/>
+                        </a:ext>
+                      </a:extLst>
+                    </a:blip>
+                    <a:srcRect/>
+                    <a:stretch>
+                      <a:fillRect/>
+                    </a:stretch>
+                  </pic:blipFill>
+                  <pic:spPr bwMode="auto">
+                    <a:xfrm>
+                      <a:off x="0" y="0"/>
+                      <a:ext cx="3666837" cy="3887219"/>
+                    </a:xfrm>
+                    <a:prstGeom prst="rect">
+                      <a:avLst/>
+                    </a:prstGeom>
+                    <a:noFill/>
+                    <a:ln>
+                      <a:noFill/>
+                    </a:ln>
+                  </pic:spPr>
+                </pic:pic>
+              </a:graphicData>
+            </a:graphic>
+          </wp:inline>
+        </w:drawing>
+      </w:r>
+    </w:p>
+    <w:p>
+      <w:pPr>
+        <w:jc w:val="left"/>
+        <w:rPr>
+          <w:rFonts w:ascii="Times New Roman" w:hAnsi="Times New Roman" w:cs="Times New Roman"/>
+          <w:b/>
+          <w:bCs/>
+        </w:rPr>
+      </w:pPr>
+      <w:r>
+        <w:rPr>
+          <w:rFonts w:ascii="Times New Roman" w:hAnsi="Times New Roman" w:cs="Times New Roman"/>
+          <w:b/>
+          <w:bCs/>
+        </w:rPr>
+        <w:lastRenderedPageBreak/>
         <w:t>Overall Average: 0.285 m/s</w:t>
       </w:r>
     </w:p>
@@ -2365,23 +2427,7 @@
           <w:b/>
           <w:bCs/>
         </w:rPr>
-        <w:t xml:space="preserve">The profile doesn't look like a </w:t>
-      </w:r>
-      <w:r>
-        <w:rPr>
-          <w:rFonts w:ascii="Times New Roman" w:hAnsi="Times New Roman" w:cs="Times New Roman"/>
-          <w:b/>
-          <w:bCs/>
-        </w:rPr>
-        <w:t>fully developed</w:t>
-      </w:r>
-      <w:r>
-        <w:rPr>
-          <w:rFonts w:ascii="Times New Roman" w:hAnsi="Times New Roman" w:cs="Times New Roman"/>
-          <w:b/>
-          <w:bCs/>
-        </w:rPr>
-        <w:t xml:space="preserve"> channel. </w:t>
+        <w:t xml:space="preserve">The profile doesn't look like a fully developed channel. </w:t>
       </w:r>
       <w:r>
         <w:rPr>
@@ -2391,7 +2437,7 @@
       </w:r>
     </w:p>
     <w:sectPr>
-      <w:headerReference w:type="default" r:id="rId15"/>
+      <w:headerReference w:type="default" r:id="rId16"/>
       <w:pgSz w:w="12240" w:h="15840"/>
       <w:pgMar w:top="1440" w:right="1440" w:bottom="1440" w:left="1440" w:header="720" w:footer="720" w:gutter="0"/>
       <w:cols w:space="720"/>
@@ -3916,6 +3962,7 @@
   <w:style w:type="character" w:default="1" w:styleId="DefaultParagraphFont">
     <w:name w:val="Default Paragraph Font"/>
     <w:uiPriority w:val="1"/>
+    <w:semiHidden/>
     <w:unhideWhenUsed/>
   </w:style>
   <w:style w:type="table" w:default="1" w:styleId="TableNormal">
